--- a/dossier-deets-apprentissage/word/12_Notice_sante_securite_prevention_des_risques.docx
+++ b/dossier-deets-apprentissage/word/12_Notice_sante_securite_prevention_des_risques.docx
@@ -8,27 +8,38 @@
       </w:pPr>
       <w:r>
         <w:rPr>
-          <w:rFonts w:ascii="Arial" w:cs="Arial" w:eastAsia="Arial" w:hAnsi="Arial"/>
+          <w:rFonts w:ascii="Montserrat" w:cs="Montserrat" w:eastAsia="Montserrat" w:hAnsi="Montserrat"/>
           <w:b/>
           <w:bCs/>
-          <w:color w:val="1F3A5F"/>
-          <w:sz w:val="36"/>
-          <w:szCs w:val="36"/>
-        </w:rPr>
-        <w:t xml:space="preserve">YEBA FORMATIONS</w:t>
+          <w:color w:val="1B3A6B"/>
+          <w:sz w:val="40"/>
+          <w:szCs w:val="40"/>
+        </w:rPr>
+        <w:t xml:space="preserve">YEBA</w:t>
+      </w:r>
+      <w:r>
+        <w:rPr>
+          <w:rFonts w:ascii="Montserrat" w:cs="Montserrat" w:eastAsia="Montserrat" w:hAnsi="Montserrat"/>
+          <w:b/>
+          <w:bCs/>
+          <w:color w:val="C9AB4C"/>
+          <w:sz w:val="40"/>
+          <w:szCs w:val="40"/>
+        </w:rPr>
+        <w:t xml:space="preserve">  FORMATIONS</w:t>
       </w:r>
     </w:p>
     <w:p>
       <w:pPr>
         <w:pBdr>
-          <w:bottom w:val="single" w:color="C8691C" w:sz="12" w:space="6"/>
+          <w:bottom w:val="single" w:color="C9AB4C" w:sz="12" w:space="6"/>
         </w:pBdr>
         <w:spacing w:after="240"/>
       </w:pPr>
       <w:r>
         <w:rPr>
-          <w:rFonts w:ascii="Arial" w:cs="Arial" w:eastAsia="Arial" w:hAnsi="Arial"/>
-          <w:color w:val="595959"/>
+          <w:rFonts w:ascii="Inter" w:cs="Inter" w:eastAsia="Inter" w:hAnsi="Inter"/>
+          <w:color w:val="4D4D4D"/>
           <w:sz w:val="20"/>
           <w:szCs w:val="20"/>
         </w:rPr>
@@ -41,10 +52,10 @@
       </w:pPr>
       <w:r>
         <w:rPr>
-          <w:rFonts w:ascii="Arial" w:cs="Arial" w:eastAsia="Arial" w:hAnsi="Arial"/>
+          <w:rFonts w:ascii="Montserrat" w:cs="Montserrat" w:eastAsia="Montserrat" w:hAnsi="Montserrat"/>
           <w:b/>
           <w:bCs/>
-          <w:color w:val="C8691C"/>
+          <w:color w:val="4D4D4D"/>
           <w:sz w:val="24"/>
           <w:szCs w:val="24"/>
         </w:rPr>
@@ -57,10 +68,10 @@
       </w:pPr>
       <w:r>
         <w:rPr>
-          <w:rFonts w:ascii="Arial" w:cs="Arial" w:eastAsia="Arial" w:hAnsi="Arial"/>
+          <w:rFonts w:ascii="Montserrat" w:cs="Montserrat" w:eastAsia="Montserrat" w:hAnsi="Montserrat"/>
           <w:b/>
           <w:bCs/>
-          <w:color w:val="1F3A5F"/>
+          <w:color w:val="1B3A6B"/>
           <w:sz w:val="32"/>
           <w:szCs w:val="32"/>
         </w:rPr>
@@ -91,21 +102,21 @@
         <w:tc>
           <w:tcPr>
             <w:tcW w:type="dxa" w:w="2600"/>
-            <w:shd w:fill="1F3A5F" w:color="auto" w:val="clear"/>
-            <w:tcMar>
-              <w:top w:type="dxa" w:w="60"/>
-              <w:left w:type="dxa" w:w="90"/>
-              <w:bottom w:type="dxa" w:w="60"/>
-              <w:right w:type="dxa" w:w="90"/>
-            </w:tcMar>
-          </w:tcPr>
-          <w:p>
-            <w:pPr>
-              <w:spacing w:after="40"/>
-            </w:pPr>
-            <w:r>
-              <w:rPr>
-                <w:rFonts w:ascii="Arial" w:cs="Arial" w:eastAsia="Arial" w:hAnsi="Arial"/>
+            <w:shd w:fill="1B3A6B" w:color="auto" w:val="clear"/>
+            <w:tcMar>
+              <w:top w:type="dxa" w:w="60"/>
+              <w:left w:type="dxa" w:w="90"/>
+              <w:bottom w:type="dxa" w:w="60"/>
+              <w:right w:type="dxa" w:w="90"/>
+            </w:tcMar>
+          </w:tcPr>
+          <w:p>
+            <w:pPr>
+              <w:spacing w:after="40"/>
+            </w:pPr>
+            <w:r>
+              <w:rPr>
+                <w:rFonts w:ascii="Inter" w:cs="Inter" w:eastAsia="Inter" w:hAnsi="Inter"/>
                 <w:b/>
                 <w:bCs/>
                 <w:color w:val="FFFFFF"/>
@@ -117,21 +128,21 @@
         <w:tc>
           <w:tcPr>
             <w:tcW w:type="dxa" w:w="7038"/>
-            <w:shd w:fill="1F3A5F" w:color="auto" w:val="clear"/>
-            <w:tcMar>
-              <w:top w:type="dxa" w:w="60"/>
-              <w:left w:type="dxa" w:w="90"/>
-              <w:bottom w:type="dxa" w:w="60"/>
-              <w:right w:type="dxa" w:w="90"/>
-            </w:tcMar>
-          </w:tcPr>
-          <w:p>
-            <w:pPr>
-              <w:spacing w:after="40"/>
-            </w:pPr>
-            <w:r>
-              <w:rPr>
-                <w:rFonts w:ascii="Arial" w:cs="Arial" w:eastAsia="Arial" w:hAnsi="Arial"/>
+            <w:shd w:fill="1B3A6B" w:color="auto" w:val="clear"/>
+            <w:tcMar>
+              <w:top w:type="dxa" w:w="60"/>
+              <w:left w:type="dxa" w:w="90"/>
+              <w:bottom w:type="dxa" w:w="60"/>
+              <w:right w:type="dxa" w:w="90"/>
+            </w:tcMar>
+          </w:tcPr>
+          <w:p>
+            <w:pPr>
+              <w:spacing w:after="40"/>
+            </w:pPr>
+            <w:r>
+              <w:rPr>
+                <w:rFonts w:ascii="Inter" w:cs="Inter" w:eastAsia="Inter" w:hAnsi="Inter"/>
                 <w:b/>
                 <w:bCs/>
                 <w:color w:val="FFFFFF"/>
@@ -161,7 +172,7 @@
             </w:pPr>
             <w:r>
               <w:rPr>
-                <w:rFonts w:ascii="Arial" w:cs="Arial" w:eastAsia="Arial" w:hAnsi="Arial"/>
+                <w:rFonts w:ascii="Inter" w:cs="Inter" w:eastAsia="Inter" w:hAnsi="Inter"/>
               </w:rPr>
               <w:t xml:space="preserve">Destinataire</w:t>
             </w:r>
@@ -183,7 +194,7 @@
             </w:pPr>
             <w:r>
               <w:rPr>
-                <w:rFonts w:ascii="Arial" w:cs="Arial" w:eastAsia="Arial" w:hAnsi="Arial"/>
+                <w:rFonts w:ascii="Inter" w:cs="Inter" w:eastAsia="Inter" w:hAnsi="Inter"/>
               </w:rPr>
               <w:t xml:space="preserve">DEETS La Réunion — Service de contrôle de la formation professionnelle</w:t>
             </w:r>
@@ -197,21 +208,21 @@
         <w:tc>
           <w:tcPr>
             <w:tcW w:type="dxa" w:w="2600"/>
-            <w:shd w:fill="EAF0F6" w:color="auto" w:val="clear"/>
-            <w:tcMar>
-              <w:top w:type="dxa" w:w="60"/>
-              <w:left w:type="dxa" w:w="90"/>
-              <w:bottom w:type="dxa" w:w="60"/>
-              <w:right w:type="dxa" w:w="90"/>
-            </w:tcMar>
-          </w:tcPr>
-          <w:p>
-            <w:pPr>
-              <w:spacing w:after="40"/>
-            </w:pPr>
-            <w:r>
-              <w:rPr>
-                <w:rFonts w:ascii="Arial" w:cs="Arial" w:eastAsia="Arial" w:hAnsi="Arial"/>
+            <w:shd w:fill="EEF1F6" w:color="auto" w:val="clear"/>
+            <w:tcMar>
+              <w:top w:type="dxa" w:w="60"/>
+              <w:left w:type="dxa" w:w="90"/>
+              <w:bottom w:type="dxa" w:w="60"/>
+              <w:right w:type="dxa" w:w="90"/>
+            </w:tcMar>
+          </w:tcPr>
+          <w:p>
+            <w:pPr>
+              <w:spacing w:after="40"/>
+            </w:pPr>
+            <w:r>
+              <w:rPr>
+                <w:rFonts w:ascii="Inter" w:cs="Inter" w:eastAsia="Inter" w:hAnsi="Inter"/>
               </w:rPr>
               <w:t xml:space="preserve">Référence</w:t>
             </w:r>
@@ -220,21 +231,21 @@
         <w:tc>
           <w:tcPr>
             <w:tcW w:type="dxa" w:w="7038"/>
-            <w:shd w:fill="EAF0F6" w:color="auto" w:val="clear"/>
-            <w:tcMar>
-              <w:top w:type="dxa" w:w="60"/>
-              <w:left w:type="dxa" w:w="90"/>
-              <w:bottom w:type="dxa" w:w="60"/>
-              <w:right w:type="dxa" w:w="90"/>
-            </w:tcMar>
-          </w:tcPr>
-          <w:p>
-            <w:pPr>
-              <w:spacing w:after="40"/>
-            </w:pPr>
-            <w:r>
-              <w:rPr>
-                <w:rFonts w:ascii="Arial" w:cs="Arial" w:eastAsia="Arial" w:hAnsi="Arial"/>
+            <w:shd w:fill="EEF1F6" w:color="auto" w:val="clear"/>
+            <w:tcMar>
+              <w:top w:type="dxa" w:w="60"/>
+              <w:left w:type="dxa" w:w="90"/>
+              <w:bottom w:type="dxa" w:w="60"/>
+              <w:right w:type="dxa" w:w="90"/>
+            </w:tcMar>
+          </w:tcPr>
+          <w:p>
+            <w:pPr>
+              <w:spacing w:after="40"/>
+            </w:pPr>
+            <w:r>
+              <w:rPr>
+                <w:rFonts w:ascii="Inter" w:cs="Inter" w:eastAsia="Inter" w:hAnsi="Inter"/>
               </w:rPr>
               <w:t xml:space="preserve">Courriel de la DEETS du 20 octobre 2026 — instruction au titre de l’article L.6351-5 du Code du travail</w:t>
             </w:r>
@@ -261,7 +272,7 @@
             </w:pPr>
             <w:r>
               <w:rPr>
-                <w:rFonts w:ascii="Arial" w:cs="Arial" w:eastAsia="Arial" w:hAnsi="Arial"/>
+                <w:rFonts w:ascii="Inter" w:cs="Inter" w:eastAsia="Inter" w:hAnsi="Inter"/>
               </w:rPr>
               <w:t xml:space="preserve">Objet de la pièce</w:t>
             </w:r>
@@ -283,7 +294,7 @@
             </w:pPr>
             <w:r>
               <w:rPr>
-                <w:rFonts w:ascii="Arial" w:cs="Arial" w:eastAsia="Arial" w:hAnsi="Arial"/>
+                <w:rFonts w:ascii="Inter" w:cs="Inter" w:eastAsia="Inter" w:hAnsi="Inter"/>
               </w:rPr>
               <w:t xml:space="preserve">Modalités d’information des apprentis sur leurs droits et devoirs de salariés, sur la santé et la sécurité au travail ; liste des documents remis.</w:t>
             </w:r>
@@ -297,21 +308,21 @@
         <w:tc>
           <w:tcPr>
             <w:tcW w:type="dxa" w:w="2600"/>
-            <w:shd w:fill="EAF0F6" w:color="auto" w:val="clear"/>
-            <w:tcMar>
-              <w:top w:type="dxa" w:w="60"/>
-              <w:left w:type="dxa" w:w="90"/>
-              <w:bottom w:type="dxa" w:w="60"/>
-              <w:right w:type="dxa" w:w="90"/>
-            </w:tcMar>
-          </w:tcPr>
-          <w:p>
-            <w:pPr>
-              <w:spacing w:after="40"/>
-            </w:pPr>
-            <w:r>
-              <w:rPr>
-                <w:rFonts w:ascii="Arial" w:cs="Arial" w:eastAsia="Arial" w:hAnsi="Arial"/>
+            <w:shd w:fill="EEF1F6" w:color="auto" w:val="clear"/>
+            <w:tcMar>
+              <w:top w:type="dxa" w:w="60"/>
+              <w:left w:type="dxa" w:w="90"/>
+              <w:bottom w:type="dxa" w:w="60"/>
+              <w:right w:type="dxa" w:w="90"/>
+            </w:tcMar>
+          </w:tcPr>
+          <w:p>
+            <w:pPr>
+              <w:spacing w:after="40"/>
+            </w:pPr>
+            <w:r>
+              <w:rPr>
+                <w:rFonts w:ascii="Inter" w:cs="Inter" w:eastAsia="Inter" w:hAnsi="Inter"/>
               </w:rPr>
               <w:t xml:space="preserve">Organisme</w:t>
             </w:r>
@@ -320,23 +331,23 @@
         <w:tc>
           <w:tcPr>
             <w:tcW w:type="dxa" w:w="7038"/>
-            <w:shd w:fill="EAF0F6" w:color="auto" w:val="clear"/>
-            <w:tcMar>
-              <w:top w:type="dxa" w:w="60"/>
-              <w:left w:type="dxa" w:w="90"/>
-              <w:bottom w:type="dxa" w:w="60"/>
-              <w:right w:type="dxa" w:w="90"/>
-            </w:tcMar>
-          </w:tcPr>
-          <w:p>
-            <w:pPr>
-              <w:spacing w:after="40"/>
-            </w:pPr>
-            <w:r>
-              <w:rPr>
-                <w:rFonts w:ascii="Arial" w:cs="Arial" w:eastAsia="Arial" w:hAnsi="Arial"/>
-              </w:rPr>
-              <w:t xml:space="preserve">YEBA FORMATIONS — SIRET 814 622 262 00032 — NDA 04973676397</w:t>
+            <w:shd w:fill="EEF1F6" w:color="auto" w:val="clear"/>
+            <w:tcMar>
+              <w:top w:type="dxa" w:w="60"/>
+              <w:left w:type="dxa" w:w="90"/>
+              <w:bottom w:type="dxa" w:w="60"/>
+              <w:right w:type="dxa" w:w="90"/>
+            </w:tcMar>
+          </w:tcPr>
+          <w:p>
+            <w:pPr>
+              <w:spacing w:after="40"/>
+            </w:pPr>
+            <w:r>
+              <w:rPr>
+                <w:rFonts w:ascii="Inter" w:cs="Inter" w:eastAsia="Inter" w:hAnsi="Inter"/>
+              </w:rPr>
+              <w:t xml:space="preserve">YEBA FORMATIONS — SIRET 814 622 262 00032 — NDA 04973676397 — UAI 9742022E</w:t>
             </w:r>
           </w:p>
         </w:tc>
@@ -361,9 +372,9 @@
             </w:pPr>
             <w:r>
               <w:rPr>
-                <w:rFonts w:ascii="Arial" w:cs="Arial" w:eastAsia="Arial" w:hAnsi="Arial"/>
-              </w:rPr>
-              <w:t xml:space="preserve">Certification Qualiopi</w:t>
+                <w:rFonts w:ascii="Inter" w:cs="Inter" w:eastAsia="Inter" w:hAnsi="Inter"/>
+              </w:rPr>
+              <w:t xml:space="preserve">Lieu de formation</w:t>
             </w:r>
           </w:p>
         </w:tc>
@@ -383,19 +394,9 @@
             </w:pPr>
             <w:r>
               <w:rPr>
-                <w:rFonts w:ascii="Arial" w:cs="Arial" w:eastAsia="Arial" w:hAnsi="Arial"/>
-              </w:rPr>
-              <w:t xml:space="preserve">n° 25FOR02027.1 — </w:t>
-            </w:r>
-            <w:r>
-              <w:rPr>
-                <w:rFonts w:ascii="Arial" w:cs="Arial" w:eastAsia="Arial" w:hAnsi="Arial"/>
-                <w:b/>
-                <w:bCs/>
-                <w:highlight w:val="yellow"/>
-                <w:highlightCs w:val="yellow"/>
-              </w:rPr>
-              <w:t xml:space="preserve">[préciser si la catégorie « actions de formation par apprentissage » est déjà couverte ou en cours d’extension]</w:t>
+                <w:rFonts w:ascii="Inter" w:cs="Inter" w:eastAsia="Inter" w:hAnsi="Inter"/>
+              </w:rPr>
+              <w:t xml:space="preserve">7 rue Henri Cornu, Immeuble Rodrigue 2, Technopole Réunion / Technor, 97490 Sainte-Clotilde (Saint-Denis)</w:t>
             </w:r>
           </w:p>
         </w:tc>
@@ -407,46 +408,46 @@
         <w:tc>
           <w:tcPr>
             <w:tcW w:type="dxa" w:w="2600"/>
-            <w:shd w:fill="EAF0F6" w:color="auto" w:val="clear"/>
-            <w:tcMar>
-              <w:top w:type="dxa" w:w="60"/>
-              <w:left w:type="dxa" w:w="90"/>
-              <w:bottom w:type="dxa" w:w="60"/>
-              <w:right w:type="dxa" w:w="90"/>
-            </w:tcMar>
-          </w:tcPr>
-          <w:p>
-            <w:pPr>
-              <w:spacing w:after="40"/>
-            </w:pPr>
-            <w:r>
-              <w:rPr>
-                <w:rFonts w:ascii="Arial" w:cs="Arial" w:eastAsia="Arial" w:hAnsi="Arial"/>
-              </w:rPr>
-              <w:t xml:space="preserve">Responsable</w:t>
+            <w:shd w:fill="EEF1F6" w:color="auto" w:val="clear"/>
+            <w:tcMar>
+              <w:top w:type="dxa" w:w="60"/>
+              <w:left w:type="dxa" w:w="90"/>
+              <w:bottom w:type="dxa" w:w="60"/>
+              <w:right w:type="dxa" w:w="90"/>
+            </w:tcMar>
+          </w:tcPr>
+          <w:p>
+            <w:pPr>
+              <w:spacing w:after="40"/>
+            </w:pPr>
+            <w:r>
+              <w:rPr>
+                <w:rFonts w:ascii="Inter" w:cs="Inter" w:eastAsia="Inter" w:hAnsi="Inter"/>
+              </w:rPr>
+              <w:t xml:space="preserve">Certification Qualiopi</w:t>
             </w:r>
           </w:p>
         </w:tc>
         <w:tc>
           <w:tcPr>
             <w:tcW w:type="dxa" w:w="7038"/>
-            <w:shd w:fill="EAF0F6" w:color="auto" w:val="clear"/>
-            <w:tcMar>
-              <w:top w:type="dxa" w:w="60"/>
-              <w:left w:type="dxa" w:w="90"/>
-              <w:bottom w:type="dxa" w:w="60"/>
-              <w:right w:type="dxa" w:w="90"/>
-            </w:tcMar>
-          </w:tcPr>
-          <w:p>
-            <w:pPr>
-              <w:spacing w:after="40"/>
-            </w:pPr>
-            <w:r>
-              <w:rPr>
-                <w:rFonts w:ascii="Arial" w:cs="Arial" w:eastAsia="Arial" w:hAnsi="Arial"/>
-              </w:rPr>
-              <w:t xml:space="preserve">Aurélien LUMEKA, Directeur</w:t>
+            <w:shd w:fill="EEF1F6" w:color="auto" w:val="clear"/>
+            <w:tcMar>
+              <w:top w:type="dxa" w:w="60"/>
+              <w:left w:type="dxa" w:w="90"/>
+              <w:bottom w:type="dxa" w:w="60"/>
+              <w:right w:type="dxa" w:w="90"/>
+            </w:tcMar>
+          </w:tcPr>
+          <w:p>
+            <w:pPr>
+              <w:spacing w:after="40"/>
+            </w:pPr>
+            <w:r>
+              <w:rPr>
+                <w:rFonts w:ascii="Inter" w:cs="Inter" w:eastAsia="Inter" w:hAnsi="Inter"/>
+              </w:rPr>
+              <w:t xml:space="preserve">n° 25FOR02027.1 (actions de formation). Extension à la catégorie « actions de formation par apprentissage » engagée : l’audit d’extension sera réalisé dès l’entrée en formation du premier apprenti (courriel de l’organisme certificateur du 14/10/2026).</w:t>
             </w:r>
           </w:p>
         </w:tc>
@@ -471,7 +472,57 @@
             </w:pPr>
             <w:r>
               <w:rPr>
-                <w:rFonts w:ascii="Arial" w:cs="Arial" w:eastAsia="Arial" w:hAnsi="Arial"/>
+                <w:rFonts w:ascii="Inter" w:cs="Inter" w:eastAsia="Inter" w:hAnsi="Inter"/>
+              </w:rPr>
+              <w:t xml:space="preserve">Responsable</w:t>
+            </w:r>
+          </w:p>
+        </w:tc>
+        <w:tc>
+          <w:tcPr>
+            <w:tcW w:type="dxa" w:w="7038"/>
+            <w:tcMar>
+              <w:top w:type="dxa" w:w="60"/>
+              <w:left w:type="dxa" w:w="90"/>
+              <w:bottom w:type="dxa" w:w="60"/>
+              <w:right w:type="dxa" w:w="90"/>
+            </w:tcMar>
+          </w:tcPr>
+          <w:p>
+            <w:pPr>
+              <w:spacing w:after="40"/>
+            </w:pPr>
+            <w:r>
+              <w:rPr>
+                <w:rFonts w:ascii="Inter" w:cs="Inter" w:eastAsia="Inter" w:hAnsi="Inter"/>
+              </w:rPr>
+              <w:t xml:space="preserve">Aurélien LUMEKA, Directeur</w:t>
+            </w:r>
+          </w:p>
+        </w:tc>
+      </w:tr>
+      <w:tr>
+        <w:trPr>
+          <w:cantSplit/>
+        </w:trPr>
+        <w:tc>
+          <w:tcPr>
+            <w:tcW w:type="dxa" w:w="2600"/>
+            <w:shd w:fill="EEF1F6" w:color="auto" w:val="clear"/>
+            <w:tcMar>
+              <w:top w:type="dxa" w:w="60"/>
+              <w:left w:type="dxa" w:w="90"/>
+              <w:bottom w:type="dxa" w:w="60"/>
+              <w:right w:type="dxa" w:w="90"/>
+            </w:tcMar>
+          </w:tcPr>
+          <w:p>
+            <w:pPr>
+              <w:spacing w:after="40"/>
+            </w:pPr>
+            <w:r>
+              <w:rPr>
+                <w:rFonts w:ascii="Inter" w:cs="Inter" w:eastAsia="Inter" w:hAnsi="Inter"/>
               </w:rPr>
               <w:t xml:space="preserve">Version</w:t>
             </w:r>
@@ -480,22 +531,23 @@
         <w:tc>
           <w:tcPr>
             <w:tcW w:type="dxa" w:w="7038"/>
-            <w:tcMar>
-              <w:top w:type="dxa" w:w="60"/>
-              <w:left w:type="dxa" w:w="90"/>
-              <w:bottom w:type="dxa" w:w="60"/>
-              <w:right w:type="dxa" w:w="90"/>
-            </w:tcMar>
-          </w:tcPr>
-          <w:p>
-            <w:pPr>
-              <w:spacing w:after="40"/>
-            </w:pPr>
-            <w:r>
-              <w:rPr>
-                <w:rFonts w:ascii="Arial" w:cs="Arial" w:eastAsia="Arial" w:hAnsi="Arial"/>
-              </w:rPr>
-              <w:t xml:space="preserve">Version 1 du 28/10/2026</w:t>
+            <w:shd w:fill="EEF1F6" w:color="auto" w:val="clear"/>
+            <w:tcMar>
+              <w:top w:type="dxa" w:w="60"/>
+              <w:left w:type="dxa" w:w="90"/>
+              <w:bottom w:type="dxa" w:w="60"/>
+              <w:right w:type="dxa" w:w="90"/>
+            </w:tcMar>
+          </w:tcPr>
+          <w:p>
+            <w:pPr>
+              <w:spacing w:after="40"/>
+            </w:pPr>
+            <w:r>
+              <w:rPr>
+                <w:rFonts w:ascii="Inter" w:cs="Inter" w:eastAsia="Inter" w:hAnsi="Inter"/>
+              </w:rPr>
+              <w:t xml:space="preserve">Version 2 du 28/10/2026</w:t>
             </w:r>
           </w:p>
         </w:tc>
@@ -514,7 +566,7 @@
       </w:pPr>
       <w:r>
         <w:rPr>
-          <w:rFonts w:ascii="Arial" w:cs="Arial" w:eastAsia="Arial" w:hAnsi="Arial"/>
+          <w:rFonts w:ascii="Montserrat" w:cs="Montserrat" w:eastAsia="Montserrat" w:hAnsi="Montserrat"/>
         </w:rPr>
         <w:t xml:space="preserve">1. Obligation et engagement</w:t>
       </w:r>
@@ -526,13 +578,13 @@
       </w:pPr>
       <w:r>
         <w:rPr>
-          <w:rFonts w:ascii="Arial" w:cs="Arial" w:eastAsia="Arial" w:hAnsi="Arial"/>
+          <w:rFonts w:ascii="Inter" w:cs="Inter" w:eastAsia="Inter" w:hAnsi="Inter"/>
         </w:rPr>
         <w:t xml:space="preserve">L’article L.6231-2 du Code du travail impose d’informer les apprentis, </w:t>
       </w:r>
       <w:r>
         <w:rPr>
-          <w:rFonts w:ascii="Arial" w:cs="Arial" w:eastAsia="Arial" w:hAnsi="Arial"/>
+          <w:rFonts w:ascii="Inter" w:cs="Inter" w:eastAsia="Inter" w:hAnsi="Inter"/>
           <w:b/>
           <w:bCs/>
         </w:rPr>
@@ -540,7 +592,7 @@
       </w:r>
       <w:r>
         <w:rPr>
-          <w:rFonts w:ascii="Arial" w:cs="Arial" w:eastAsia="Arial" w:hAnsi="Arial"/>
+          <w:rFonts w:ascii="Inter" w:cs="Inter" w:eastAsia="Inter" w:hAnsi="Inter"/>
         </w:rPr>
         <w:t xml:space="preserve">, de leurs droits et devoirs en tant qu’apprentis et en tant que salariés, ainsi que des règles applicables en matière de santé et de sécurité en milieu professionnel. YEBA FORMATIONS organise cette information en trois temps et la formalise par des documents remis contre émargement.</w:t>
       </w:r>
@@ -553,7 +605,7 @@
       </w:pPr>
       <w:r>
         <w:rPr>
-          <w:rFonts w:ascii="Arial" w:cs="Arial" w:eastAsia="Arial" w:hAnsi="Arial"/>
+          <w:rFonts w:ascii="Montserrat" w:cs="Montserrat" w:eastAsia="Montserrat" w:hAnsi="Montserrat"/>
         </w:rPr>
         <w:t xml:space="preserve">2. Déroulement</w:t>
       </w:r>
@@ -583,21 +635,21 @@
         <w:tc>
           <w:tcPr>
             <w:tcW w:type="dxa" w:w="2100"/>
-            <w:shd w:fill="1F3A5F" w:color="auto" w:val="clear"/>
-            <w:tcMar>
-              <w:top w:type="dxa" w:w="60"/>
-              <w:left w:type="dxa" w:w="90"/>
-              <w:bottom w:type="dxa" w:w="60"/>
-              <w:right w:type="dxa" w:w="90"/>
-            </w:tcMar>
-          </w:tcPr>
-          <w:p>
-            <w:pPr>
-              <w:spacing w:after="40"/>
-            </w:pPr>
-            <w:r>
-              <w:rPr>
-                <w:rFonts w:ascii="Arial" w:cs="Arial" w:eastAsia="Arial" w:hAnsi="Arial"/>
+            <w:shd w:fill="1B3A6B" w:color="auto" w:val="clear"/>
+            <w:tcMar>
+              <w:top w:type="dxa" w:w="60"/>
+              <w:left w:type="dxa" w:w="90"/>
+              <w:bottom w:type="dxa" w:w="60"/>
+              <w:right w:type="dxa" w:w="90"/>
+            </w:tcMar>
+          </w:tcPr>
+          <w:p>
+            <w:pPr>
+              <w:spacing w:after="40"/>
+            </w:pPr>
+            <w:r>
+              <w:rPr>
+                <w:rFonts w:ascii="Inter" w:cs="Inter" w:eastAsia="Inter" w:hAnsi="Inter"/>
                 <w:b/>
                 <w:bCs/>
                 <w:color w:val="FFFFFF"/>
@@ -609,21 +661,21 @@
         <w:tc>
           <w:tcPr>
             <w:tcW w:type="dxa" w:w="5100"/>
-            <w:shd w:fill="1F3A5F" w:color="auto" w:val="clear"/>
-            <w:tcMar>
-              <w:top w:type="dxa" w:w="60"/>
-              <w:left w:type="dxa" w:w="90"/>
-              <w:bottom w:type="dxa" w:w="60"/>
-              <w:right w:type="dxa" w:w="90"/>
-            </w:tcMar>
-          </w:tcPr>
-          <w:p>
-            <w:pPr>
-              <w:spacing w:after="40"/>
-            </w:pPr>
-            <w:r>
-              <w:rPr>
-                <w:rFonts w:ascii="Arial" w:cs="Arial" w:eastAsia="Arial" w:hAnsi="Arial"/>
+            <w:shd w:fill="1B3A6B" w:color="auto" w:val="clear"/>
+            <w:tcMar>
+              <w:top w:type="dxa" w:w="60"/>
+              <w:left w:type="dxa" w:w="90"/>
+              <w:bottom w:type="dxa" w:w="60"/>
+              <w:right w:type="dxa" w:w="90"/>
+            </w:tcMar>
+          </w:tcPr>
+          <w:p>
+            <w:pPr>
+              <w:spacing w:after="40"/>
+            </w:pPr>
+            <w:r>
+              <w:rPr>
+                <w:rFonts w:ascii="Inter" w:cs="Inter" w:eastAsia="Inter" w:hAnsi="Inter"/>
                 <w:b/>
                 <w:bCs/>
                 <w:color w:val="FFFFFF"/>
@@ -635,26 +687,155 @@
         <w:tc>
           <w:tcPr>
             <w:tcW w:type="dxa" w:w="2438"/>
-            <w:shd w:fill="1F3A5F" w:color="auto" w:val="clear"/>
-            <w:tcMar>
-              <w:top w:type="dxa" w:w="60"/>
-              <w:left w:type="dxa" w:w="90"/>
-              <w:bottom w:type="dxa" w:w="60"/>
-              <w:right w:type="dxa" w:w="90"/>
-            </w:tcMar>
-          </w:tcPr>
-          <w:p>
-            <w:pPr>
-              <w:spacing w:after="40"/>
-            </w:pPr>
-            <w:r>
-              <w:rPr>
-                <w:rFonts w:ascii="Arial" w:cs="Arial" w:eastAsia="Arial" w:hAnsi="Arial"/>
+            <w:shd w:fill="1B3A6B" w:color="auto" w:val="clear"/>
+            <w:tcMar>
+              <w:top w:type="dxa" w:w="60"/>
+              <w:left w:type="dxa" w:w="90"/>
+              <w:bottom w:type="dxa" w:w="60"/>
+              <w:right w:type="dxa" w:w="90"/>
+            </w:tcMar>
+          </w:tcPr>
+          <w:p>
+            <w:pPr>
+              <w:spacing w:after="40"/>
+            </w:pPr>
+            <w:r>
+              <w:rPr>
+                <w:rFonts w:ascii="Inter" w:cs="Inter" w:eastAsia="Inter" w:hAnsi="Inter"/>
                 <w:b/>
                 <w:bCs/>
                 <w:color w:val="FFFFFF"/>
               </w:rPr>
               <w:t xml:space="preserve">Format</w:t>
+            </w:r>
+          </w:p>
+        </w:tc>
+      </w:tr>
+      <w:tr>
+        <w:trPr>
+          <w:cantSplit w:val="false"/>
+        </w:trPr>
+        <w:tc>
+          <w:tcPr>
+            <w:tcW w:type="dxa" w:w="2100"/>
+            <w:tcMar>
+              <w:top w:type="dxa" w:w="60"/>
+              <w:left w:type="dxa" w:w="90"/>
+              <w:bottom w:type="dxa" w:w="60"/>
+              <w:right w:type="dxa" w:w="90"/>
+            </w:tcMar>
+          </w:tcPr>
+          <w:p>
+            <w:pPr>
+              <w:spacing w:after="40"/>
+            </w:pPr>
+            <w:r>
+              <w:rPr>
+                <w:rFonts w:ascii="Inter" w:cs="Inter" w:eastAsia="Inter" w:hAnsi="Inter"/>
+              </w:rPr>
+              <w:t xml:space="preserve">Semaine d’intégration</w:t>
+            </w:r>
+          </w:p>
+        </w:tc>
+        <w:tc>
+          <w:tcPr>
+            <w:tcW w:type="dxa" w:w="5100"/>
+            <w:tcMar>
+              <w:top w:type="dxa" w:w="60"/>
+              <w:left w:type="dxa" w:w="90"/>
+              <w:bottom w:type="dxa" w:w="60"/>
+              <w:right w:type="dxa" w:w="90"/>
+            </w:tcMar>
+          </w:tcPr>
+          <w:p>
+            <w:pPr>
+              <w:spacing w:after="40"/>
+            </w:pPr>
+            <w:r>
+              <w:rPr>
+                <w:rFonts w:ascii="Inter" w:cs="Inter" w:eastAsia="Inter" w:hAnsi="Inter"/>
+              </w:rPr>
+              <w:t xml:space="preserve">Statut d’apprenti salarié : contrat, rémunération selon l’âge et l’année, temps de travail, congés, temps au CFA compté comme temps de travail.</w:t>
+            </w:r>
+          </w:p>
+          <w:p>
+            <w:pPr>
+              <w:spacing w:after="40"/>
+            </w:pPr>
+            <w:r>
+              <w:rPr>
+                <w:rFonts w:ascii="Inter" w:cs="Inter" w:eastAsia="Inter" w:hAnsi="Inter"/>
+              </w:rPr>
+              <w:t xml:space="preserve">Règles propres aux </w:t>
+            </w:r>
+            <w:r>
+              <w:rPr>
+                <w:rFonts w:ascii="Inter" w:cs="Inter" w:eastAsia="Inter" w:hAnsi="Inter"/>
+                <w:b/>
+                <w:bCs/>
+              </w:rPr>
+              <w:t xml:space="preserve">mineurs</w:t>
+            </w:r>
+            <w:r>
+              <w:rPr>
+                <w:rFonts w:ascii="Inter" w:cs="Inter" w:eastAsia="Inter" w:hAnsi="Inter"/>
+              </w:rPr>
+              <w:t xml:space="preserve"> : durée du travail, repos, travail de nuit, travaux interdits ou réglementés.</w:t>
+            </w:r>
+          </w:p>
+          <w:p>
+            <w:pPr>
+              <w:spacing w:after="40"/>
+            </w:pPr>
+            <w:r>
+              <w:rPr>
+                <w:rFonts w:ascii="Inter" w:cs="Inter" w:eastAsia="Inter" w:hAnsi="Inter"/>
+              </w:rPr>
+              <w:t xml:space="preserve">Visite d’information et de prévention auprès du service de prévention et de santé au travail de l’employeur.</w:t>
+            </w:r>
+          </w:p>
+          <w:p>
+            <w:pPr>
+              <w:spacing w:after="40"/>
+            </w:pPr>
+            <w:r>
+              <w:rPr>
+                <w:rFonts w:ascii="Inter" w:cs="Inter" w:eastAsia="Inter" w:hAnsi="Inter"/>
+              </w:rPr>
+              <w:t xml:space="preserve">Accident du travail et de trajet : conduite à tenir, déclaration, couverture.</w:t>
+            </w:r>
+          </w:p>
+          <w:p>
+            <w:pPr>
+              <w:spacing w:after="40"/>
+            </w:pPr>
+            <w:r>
+              <w:rPr>
+                <w:rFonts w:ascii="Inter" w:cs="Inter" w:eastAsia="Inter" w:hAnsi="Inter"/>
+              </w:rPr>
+              <w:t xml:space="preserve">Droit d’alerte et de retrait ; harcèlement ; discriminations.</w:t>
+            </w:r>
+          </w:p>
+        </w:tc>
+        <w:tc>
+          <w:tcPr>
+            <w:tcW w:type="dxa" w:w="2438"/>
+            <w:tcMar>
+              <w:top w:type="dxa" w:w="60"/>
+              <w:left w:type="dxa" w:w="90"/>
+              <w:bottom w:type="dxa" w:w="60"/>
+              <w:right w:type="dxa" w:w="90"/>
+            </w:tcMar>
+          </w:tcPr>
+          <w:p>
+            <w:pPr>
+              <w:spacing w:after="40"/>
+            </w:pPr>
+            <w:r>
+              <w:rPr>
+                <w:rFonts w:ascii="Inter" w:cs="Inter" w:eastAsia="Inter" w:hAnsi="Inter"/>
+              </w:rPr>
+              <w:t xml:space="preserve">Atelier de 3 heures + quiz de vérification</w:t>
             </w:r>
           </w:p>
         </w:tc>
@@ -666,124 +847,69 @@
         <w:tc>
           <w:tcPr>
             <w:tcW w:type="dxa" w:w="2100"/>
-            <w:tcMar>
-              <w:top w:type="dxa" w:w="60"/>
-              <w:left w:type="dxa" w:w="90"/>
-              <w:bottom w:type="dxa" w:w="60"/>
-              <w:right w:type="dxa" w:w="90"/>
-            </w:tcMar>
-          </w:tcPr>
-          <w:p>
-            <w:pPr>
-              <w:spacing w:after="40"/>
-            </w:pPr>
-            <w:r>
-              <w:rPr>
-                <w:rFonts w:ascii="Arial" w:cs="Arial" w:eastAsia="Arial" w:hAnsi="Arial"/>
-              </w:rPr>
-              <w:t xml:space="preserve">Semaine d’intégration</w:t>
+            <w:shd w:fill="EEF1F6" w:color="auto" w:val="clear"/>
+            <w:tcMar>
+              <w:top w:type="dxa" w:w="60"/>
+              <w:left w:type="dxa" w:w="90"/>
+              <w:bottom w:type="dxa" w:w="60"/>
+              <w:right w:type="dxa" w:w="90"/>
+            </w:tcMar>
+          </w:tcPr>
+          <w:p>
+            <w:pPr>
+              <w:spacing w:after="40"/>
+            </w:pPr>
+            <w:r>
+              <w:rPr>
+                <w:rFonts w:ascii="Inter" w:cs="Inter" w:eastAsia="Inter" w:hAnsi="Inter"/>
+              </w:rPr>
+              <w:t xml:space="preserve">Premiers jours en entreprise</w:t>
             </w:r>
           </w:p>
         </w:tc>
         <w:tc>
           <w:tcPr>
             <w:tcW w:type="dxa" w:w="5100"/>
-            <w:tcMar>
-              <w:top w:type="dxa" w:w="60"/>
-              <w:left w:type="dxa" w:w="90"/>
-              <w:bottom w:type="dxa" w:w="60"/>
-              <w:right w:type="dxa" w:w="90"/>
-            </w:tcMar>
-          </w:tcPr>
-          <w:p>
-            <w:pPr>
-              <w:spacing w:after="40"/>
-            </w:pPr>
-            <w:r>
-              <w:rPr>
-                <w:rFonts w:ascii="Arial" w:cs="Arial" w:eastAsia="Arial" w:hAnsi="Arial"/>
-              </w:rPr>
-              <w:t xml:space="preserve">Statut d’apprenti salarié : contrat, rémunération selon l’âge et l’année, temps de travail, congés, temps au CFA compté comme temps de travail.</w:t>
-            </w:r>
-          </w:p>
-          <w:p>
-            <w:pPr>
-              <w:spacing w:after="40"/>
-            </w:pPr>
-            <w:r>
-              <w:rPr>
-                <w:rFonts w:ascii="Arial" w:cs="Arial" w:eastAsia="Arial" w:hAnsi="Arial"/>
-              </w:rPr>
-              <w:t xml:space="preserve">Règles propres aux </w:t>
-            </w:r>
-            <w:r>
-              <w:rPr>
-                <w:rFonts w:ascii="Arial" w:cs="Arial" w:eastAsia="Arial" w:hAnsi="Arial"/>
-                <w:b/>
-                <w:bCs/>
-              </w:rPr>
-              <w:t xml:space="preserve">mineurs</w:t>
-            </w:r>
-            <w:r>
-              <w:rPr>
-                <w:rFonts w:ascii="Arial" w:cs="Arial" w:eastAsia="Arial" w:hAnsi="Arial"/>
-              </w:rPr>
-              <w:t xml:space="preserve"> : durée du travail, repos, travail de nuit, travaux interdits ou réglementés.</w:t>
-            </w:r>
-          </w:p>
-          <w:p>
-            <w:pPr>
-              <w:spacing w:after="40"/>
-            </w:pPr>
-            <w:r>
-              <w:rPr>
-                <w:rFonts w:ascii="Arial" w:cs="Arial" w:eastAsia="Arial" w:hAnsi="Arial"/>
-              </w:rPr>
-              <w:t xml:space="preserve">Visite d’information et de prévention auprès du service de prévention et de santé au travail de l’employeur.</w:t>
-            </w:r>
-          </w:p>
-          <w:p>
-            <w:pPr>
-              <w:spacing w:after="40"/>
-            </w:pPr>
-            <w:r>
-              <w:rPr>
-                <w:rFonts w:ascii="Arial" w:cs="Arial" w:eastAsia="Arial" w:hAnsi="Arial"/>
-              </w:rPr>
-              <w:t xml:space="preserve">Accident du travail et de trajet : conduite à tenir, déclaration, couverture.</w:t>
-            </w:r>
-          </w:p>
-          <w:p>
-            <w:pPr>
-              <w:spacing w:after="40"/>
-            </w:pPr>
-            <w:r>
-              <w:rPr>
-                <w:rFonts w:ascii="Arial" w:cs="Arial" w:eastAsia="Arial" w:hAnsi="Arial"/>
-              </w:rPr>
-              <w:t xml:space="preserve">Droit d’alerte et de retrait ; harcèlement ; discriminations.</w:t>
+            <w:shd w:fill="EEF1F6" w:color="auto" w:val="clear"/>
+            <w:tcMar>
+              <w:top w:type="dxa" w:w="60"/>
+              <w:left w:type="dxa" w:w="90"/>
+              <w:bottom w:type="dxa" w:w="60"/>
+              <w:right w:type="dxa" w:w="90"/>
+            </w:tcMar>
+          </w:tcPr>
+          <w:p>
+            <w:pPr>
+              <w:spacing w:after="40"/>
+            </w:pPr>
+            <w:r>
+              <w:rPr>
+                <w:rFonts w:ascii="Inter" w:cs="Inter" w:eastAsia="Inter" w:hAnsi="Inter"/>
+              </w:rPr>
+              <w:t xml:space="preserve">Accueil sécurité par l’employeur : consignes du poste, équipements de protection, risques spécifiques (manutention, caisse, déplacements, travail sur écran)</w:t>
             </w:r>
           </w:p>
         </w:tc>
         <w:tc>
           <w:tcPr>
             <w:tcW w:type="dxa" w:w="2438"/>
-            <w:tcMar>
-              <w:top w:type="dxa" w:w="60"/>
-              <w:left w:type="dxa" w:w="90"/>
-              <w:bottom w:type="dxa" w:w="60"/>
-              <w:right w:type="dxa" w:w="90"/>
-            </w:tcMar>
-          </w:tcPr>
-          <w:p>
-            <w:pPr>
-              <w:spacing w:after="40"/>
-            </w:pPr>
-            <w:r>
-              <w:rPr>
-                <w:rFonts w:ascii="Arial" w:cs="Arial" w:eastAsia="Arial" w:hAnsi="Arial"/>
-              </w:rPr>
-              <w:t xml:space="preserve">Atelier de 3 heures + quiz de vérification</w:t>
+            <w:shd w:fill="EEF1F6" w:color="auto" w:val="clear"/>
+            <w:tcMar>
+              <w:top w:type="dxa" w:w="60"/>
+              <w:left w:type="dxa" w:w="90"/>
+              <w:bottom w:type="dxa" w:w="60"/>
+              <w:right w:type="dxa" w:w="90"/>
+            </w:tcMar>
+          </w:tcPr>
+          <w:p>
+            <w:pPr>
+              <w:spacing w:after="40"/>
+            </w:pPr>
+            <w:r>
+              <w:rPr>
+                <w:rFonts w:ascii="Inter" w:cs="Inter" w:eastAsia="Inter" w:hAnsi="Inter"/>
+              </w:rPr>
+              <w:t xml:space="preserve">Fiche « Accueil sécurité » signée par le maître d’apprentissage et l’apprenti, contrôlée lors de la visite des 45 jours</w:t>
             </w:r>
           </w:p>
         </w:tc>
@@ -795,138 +921,64 @@
         <w:tc>
           <w:tcPr>
             <w:tcW w:type="dxa" w:w="2100"/>
-            <w:shd w:fill="EAF0F6" w:color="auto" w:val="clear"/>
-            <w:tcMar>
-              <w:top w:type="dxa" w:w="60"/>
-              <w:left w:type="dxa" w:w="90"/>
-              <w:bottom w:type="dxa" w:w="60"/>
-              <w:right w:type="dxa" w:w="90"/>
-            </w:tcMar>
-          </w:tcPr>
-          <w:p>
-            <w:pPr>
-              <w:spacing w:after="40"/>
-            </w:pPr>
-            <w:r>
-              <w:rPr>
-                <w:rFonts w:ascii="Arial" w:cs="Arial" w:eastAsia="Arial" w:hAnsi="Arial"/>
-              </w:rPr>
-              <w:t xml:space="preserve">Premiers jours en entreprise</w:t>
+            <w:tcMar>
+              <w:top w:type="dxa" w:w="60"/>
+              <w:left w:type="dxa" w:w="90"/>
+              <w:bottom w:type="dxa" w:w="60"/>
+              <w:right w:type="dxa" w:w="90"/>
+            </w:tcMar>
+          </w:tcPr>
+          <w:p>
+            <w:pPr>
+              <w:spacing w:after="40"/>
+            </w:pPr>
+            <w:r>
+              <w:rPr>
+                <w:rFonts w:ascii="Inter" w:cs="Inter" w:eastAsia="Inter" w:hAnsi="Inter"/>
+              </w:rPr>
+              <w:t xml:space="preserve">En cours de formation</w:t>
             </w:r>
           </w:p>
         </w:tc>
         <w:tc>
           <w:tcPr>
             <w:tcW w:type="dxa" w:w="5100"/>
-            <w:shd w:fill="EAF0F6" w:color="auto" w:val="clear"/>
-            <w:tcMar>
-              <w:top w:type="dxa" w:w="60"/>
-              <w:left w:type="dxa" w:w="90"/>
-              <w:bottom w:type="dxa" w:w="60"/>
-              <w:right w:type="dxa" w:w="90"/>
-            </w:tcMar>
-          </w:tcPr>
-          <w:p>
-            <w:pPr>
-              <w:spacing w:after="40"/>
-            </w:pPr>
-            <w:r>
-              <w:rPr>
-                <w:rFonts w:ascii="Arial" w:cs="Arial" w:eastAsia="Arial" w:hAnsi="Arial"/>
-              </w:rPr>
-              <w:t xml:space="preserve">Accueil sécurité par l’employeur : consignes du poste, équipements de protection, risques spécifiques (manutention, caisse, déplacements, travail sur écran)</w:t>
+            <w:tcMar>
+              <w:top w:type="dxa" w:w="60"/>
+              <w:left w:type="dxa" w:w="90"/>
+              <w:bottom w:type="dxa" w:w="60"/>
+              <w:right w:type="dxa" w:w="90"/>
+            </w:tcMar>
+          </w:tcPr>
+          <w:p>
+            <w:pPr>
+              <w:spacing w:after="40"/>
+            </w:pPr>
+            <w:r>
+              <w:rPr>
+                <w:rFonts w:ascii="Inter" w:cs="Inter" w:eastAsia="Inter" w:hAnsi="Inter"/>
+              </w:rPr>
+              <w:t xml:space="preserve">Prévention intégrée aux modules : gestes et postures, gestion du stress et des clients difficiles, sécurité routière (nombreux déplacements professionnels à La Réunion), risques psychosociaux, cybersécurité de base</w:t>
             </w:r>
           </w:p>
         </w:tc>
         <w:tc>
           <w:tcPr>
             <w:tcW w:type="dxa" w:w="2438"/>
-            <w:shd w:fill="EAF0F6" w:color="auto" w:val="clear"/>
-            <w:tcMar>
-              <w:top w:type="dxa" w:w="60"/>
-              <w:left w:type="dxa" w:w="90"/>
-              <w:bottom w:type="dxa" w:w="60"/>
-              <w:right w:type="dxa" w:w="90"/>
-            </w:tcMar>
-          </w:tcPr>
-          <w:p>
-            <w:pPr>
-              <w:spacing w:after="40"/>
-            </w:pPr>
-            <w:r>
-              <w:rPr>
-                <w:rFonts w:ascii="Arial" w:cs="Arial" w:eastAsia="Arial" w:hAnsi="Arial"/>
-              </w:rPr>
-              <w:t xml:space="preserve">Fiche « Accueil sécurité » signée par le maître d’apprentissage et l’apprenti, contrôlée lors de la visite des 45 jours</w:t>
-            </w:r>
-          </w:p>
-        </w:tc>
-      </w:tr>
-      <w:tr>
-        <w:trPr>
-          <w:cantSplit/>
-        </w:trPr>
-        <w:tc>
-          <w:tcPr>
-            <w:tcW w:type="dxa" w:w="2100"/>
-            <w:tcMar>
-              <w:top w:type="dxa" w:w="60"/>
-              <w:left w:type="dxa" w:w="90"/>
-              <w:bottom w:type="dxa" w:w="60"/>
-              <w:right w:type="dxa" w:w="90"/>
-            </w:tcMar>
-          </w:tcPr>
-          <w:p>
-            <w:pPr>
-              <w:spacing w:after="40"/>
-            </w:pPr>
-            <w:r>
-              <w:rPr>
-                <w:rFonts w:ascii="Arial" w:cs="Arial" w:eastAsia="Arial" w:hAnsi="Arial"/>
-              </w:rPr>
-              <w:t xml:space="preserve">En cours de formation</w:t>
-            </w:r>
-          </w:p>
-        </w:tc>
-        <w:tc>
-          <w:tcPr>
-            <w:tcW w:type="dxa" w:w="5100"/>
-            <w:tcMar>
-              <w:top w:type="dxa" w:w="60"/>
-              <w:left w:type="dxa" w:w="90"/>
-              <w:bottom w:type="dxa" w:w="60"/>
-              <w:right w:type="dxa" w:w="90"/>
-            </w:tcMar>
-          </w:tcPr>
-          <w:p>
-            <w:pPr>
-              <w:spacing w:after="40"/>
-            </w:pPr>
-            <w:r>
-              <w:rPr>
-                <w:rFonts w:ascii="Arial" w:cs="Arial" w:eastAsia="Arial" w:hAnsi="Arial"/>
-              </w:rPr>
-              <w:t xml:space="preserve">Prévention intégrée aux modules : gestes et postures, gestion du stress et des clients difficiles, sécurité routière (nombreux déplacements professionnels à La Réunion), risques psychosociaux, cybersécurité de base</w:t>
-            </w:r>
-          </w:p>
-        </w:tc>
-        <w:tc>
-          <w:tcPr>
-            <w:tcW w:type="dxa" w:w="2438"/>
-            <w:tcMar>
-              <w:top w:type="dxa" w:w="60"/>
-              <w:left w:type="dxa" w:w="90"/>
-              <w:bottom w:type="dxa" w:w="60"/>
-              <w:right w:type="dxa" w:w="90"/>
-            </w:tcMar>
-          </w:tcPr>
-          <w:p>
-            <w:pPr>
-              <w:spacing w:after="40"/>
-            </w:pPr>
-            <w:r>
-              <w:rPr>
-                <w:rFonts w:ascii="Arial" w:cs="Arial" w:eastAsia="Arial" w:hAnsi="Arial"/>
+            <w:tcMar>
+              <w:top w:type="dxa" w:w="60"/>
+              <w:left w:type="dxa" w:w="90"/>
+              <w:bottom w:type="dxa" w:w="60"/>
+              <w:right w:type="dxa" w:w="90"/>
+            </w:tcMar>
+          </w:tcPr>
+          <w:p>
+            <w:pPr>
+              <w:spacing w:after="40"/>
+            </w:pPr>
+            <w:r>
+              <w:rPr>
+                <w:rFonts w:ascii="Inter" w:cs="Inter" w:eastAsia="Inter" w:hAnsi="Inter"/>
               </w:rPr>
               <w:t xml:space="preserve">Séquences dédiées dans le programme</w:t>
             </w:r>
@@ -947,7 +999,7 @@
       </w:pPr>
       <w:r>
         <w:rPr>
-          <w:rFonts w:ascii="Arial" w:cs="Arial" w:eastAsia="Arial" w:hAnsi="Arial"/>
+          <w:rFonts w:ascii="Montserrat" w:cs="Montserrat" w:eastAsia="Montserrat" w:hAnsi="Montserrat"/>
         </w:rPr>
         <w:t xml:space="preserve">3. Documents remis aux apprentis</w:t>
       </w:r>
@@ -963,7 +1015,7 @@
       </w:pPr>
       <w:r>
         <w:rPr>
-          <w:rFonts w:ascii="Arial" w:cs="Arial" w:eastAsia="Arial" w:hAnsi="Arial"/>
+          <w:rFonts w:ascii="Inter" w:cs="Inter" w:eastAsia="Inter" w:hAnsi="Inter"/>
         </w:rPr>
         <w:t xml:space="preserve">Livret d’accueil de l’apprenti, comprenant la fiche « Mes droits et devoirs d’apprenti salarié ».</w:t>
       </w:r>
@@ -979,7 +1031,7 @@
       </w:pPr>
       <w:r>
         <w:rPr>
-          <w:rFonts w:ascii="Arial" w:cs="Arial" w:eastAsia="Arial" w:hAnsi="Arial"/>
+          <w:rFonts w:ascii="Inter" w:cs="Inter" w:eastAsia="Inter" w:hAnsi="Inter"/>
         </w:rPr>
         <w:t xml:space="preserve">Règlement intérieur de YEBA FORMATIONS (consignes de sécurité et d’évacuation des locaux).</w:t>
       </w:r>
@@ -995,7 +1047,7 @@
       </w:pPr>
       <w:r>
         <w:rPr>
-          <w:rFonts w:ascii="Arial" w:cs="Arial" w:eastAsia="Arial" w:hAnsi="Arial"/>
+          <w:rFonts w:ascii="Inter" w:cs="Inter" w:eastAsia="Inter" w:hAnsi="Inter"/>
         </w:rPr>
         <w:t xml:space="preserve">Fiche « Santé et sécurité : les bons réflexes » (numéros d’urgence, conduite en cas d’accident, contacts).</w:t>
       </w:r>
@@ -1011,7 +1063,7 @@
       </w:pPr>
       <w:r>
         <w:rPr>
-          <w:rFonts w:ascii="Arial" w:cs="Arial" w:eastAsia="Arial" w:hAnsi="Arial"/>
+          <w:rFonts w:ascii="Inter" w:cs="Inter" w:eastAsia="Inter" w:hAnsi="Inter"/>
         </w:rPr>
         <w:t xml:space="preserve">Fiche « Rupture de mon contrat : mes droits » (annexe D de la pièce n° 05).</w:t>
       </w:r>
@@ -1027,7 +1079,7 @@
       </w:pPr>
       <w:r>
         <w:rPr>
-          <w:rFonts w:ascii="Arial" w:cs="Arial" w:eastAsia="Arial" w:hAnsi="Arial"/>
+          <w:rFonts w:ascii="Inter" w:cs="Inter" w:eastAsia="Inter" w:hAnsi="Inter"/>
         </w:rPr>
         <w:t xml:space="preserve">Contacts utiles : inspection du travail (DEETS), CGSS de La Réunion (risques professionnels), médiateur consulaire, Défenseur des droits.</w:t>
       </w:r>
@@ -1039,13 +1091,13 @@
       </w:pPr>
       <w:r>
         <w:rPr>
-          <w:rFonts w:ascii="Arial" w:cs="Arial" w:eastAsia="Arial" w:hAnsi="Arial"/>
+          <w:rFonts w:ascii="Inter" w:cs="Inter" w:eastAsia="Inter" w:hAnsi="Inter"/>
         </w:rPr>
         <w:t xml:space="preserve">Ces documents sont joints en annexe : </w:t>
       </w:r>
       <w:r>
         <w:rPr>
-          <w:rFonts w:ascii="Arial" w:cs="Arial" w:eastAsia="Arial" w:hAnsi="Arial"/>
+          <w:rFonts w:ascii="Inter" w:cs="Inter" w:eastAsia="Inter" w:hAnsi="Inter"/>
           <w:b/>
           <w:bCs/>
           <w:highlight w:val="yellow"/>
@@ -1055,7 +1107,7 @@
       </w:r>
       <w:r>
         <w:rPr>
-          <w:rFonts w:ascii="Arial" w:cs="Arial" w:eastAsia="Arial" w:hAnsi="Arial"/>
+          <w:rFonts w:ascii="Inter" w:cs="Inter" w:eastAsia="Inter" w:hAnsi="Inter"/>
         </w:rPr>
         <w:t xml:space="preserve">.</w:t>
       </w:r>
@@ -1068,7 +1120,7 @@
       </w:pPr>
       <w:r>
         <w:rPr>
-          <w:rFonts w:ascii="Arial" w:cs="Arial" w:eastAsia="Arial" w:hAnsi="Arial"/>
+          <w:rFonts w:ascii="Montserrat" w:cs="Montserrat" w:eastAsia="Montserrat" w:hAnsi="Montserrat"/>
         </w:rPr>
         <w:t xml:space="preserve">4. Sécurité dans les locaux du CFA</w:t>
       </w:r>
@@ -1084,13 +1136,13 @@
       </w:pPr>
       <w:r>
         <w:rPr>
-          <w:rFonts w:ascii="Arial" w:cs="Arial" w:eastAsia="Arial" w:hAnsi="Arial"/>
+          <w:rFonts w:ascii="Inter" w:cs="Inter" w:eastAsia="Inter" w:hAnsi="Inter"/>
         </w:rPr>
         <w:t xml:space="preserve">Consignes d’évacuation affichées ; exercice d’évacuation </w:t>
       </w:r>
       <w:r>
         <w:rPr>
-          <w:rFonts w:ascii="Arial" w:cs="Arial" w:eastAsia="Arial" w:hAnsi="Arial"/>
+          <w:rFonts w:ascii="Inter" w:cs="Inter" w:eastAsia="Inter" w:hAnsi="Inter"/>
           <w:b/>
           <w:bCs/>
           <w:highlight w:val="yellow"/>
@@ -1100,7 +1152,7 @@
       </w:r>
       <w:r>
         <w:rPr>
-          <w:rFonts w:ascii="Arial" w:cs="Arial" w:eastAsia="Arial" w:hAnsi="Arial"/>
+          <w:rFonts w:ascii="Inter" w:cs="Inter" w:eastAsia="Inter" w:hAnsi="Inter"/>
         </w:rPr>
         <w:t xml:space="preserve">.</w:t>
       </w:r>
@@ -1116,13 +1168,13 @@
       </w:pPr>
       <w:r>
         <w:rPr>
-          <w:rFonts w:ascii="Arial" w:cs="Arial" w:eastAsia="Arial" w:hAnsi="Arial"/>
+          <w:rFonts w:ascii="Inter" w:cs="Inter" w:eastAsia="Inter" w:hAnsi="Inter"/>
         </w:rPr>
         <w:t xml:space="preserve">Trousse de premiers secours ; personne formée aux premiers secours : </w:t>
       </w:r>
       <w:r>
         <w:rPr>
-          <w:rFonts w:ascii="Arial" w:cs="Arial" w:eastAsia="Arial" w:hAnsi="Arial"/>
+          <w:rFonts w:ascii="Inter" w:cs="Inter" w:eastAsia="Inter" w:hAnsi="Inter"/>
           <w:b/>
           <w:bCs/>
           <w:highlight w:val="yellow"/>
@@ -1132,7 +1184,7 @@
       </w:r>
       <w:r>
         <w:rPr>
-          <w:rFonts w:ascii="Arial" w:cs="Arial" w:eastAsia="Arial" w:hAnsi="Arial"/>
+          <w:rFonts w:ascii="Inter" w:cs="Inter" w:eastAsia="Inter" w:hAnsi="Inter"/>
         </w:rPr>
         <w:t xml:space="preserve">.</w:t>
       </w:r>
@@ -1148,13 +1200,13 @@
       </w:pPr>
       <w:r>
         <w:rPr>
-          <w:rFonts w:ascii="Arial" w:cs="Arial" w:eastAsia="Arial" w:hAnsi="Arial"/>
+          <w:rFonts w:ascii="Inter" w:cs="Inter" w:eastAsia="Inter" w:hAnsi="Inter"/>
         </w:rPr>
         <w:t xml:space="preserve">Registre de sécurité et document unique d’évaluation des risques (DUERP) de YEBA FORMATIONS : </w:t>
       </w:r>
       <w:r>
         <w:rPr>
-          <w:rFonts w:ascii="Arial" w:cs="Arial" w:eastAsia="Arial" w:hAnsi="Arial"/>
+          <w:rFonts w:ascii="Inter" w:cs="Inter" w:eastAsia="Inter" w:hAnsi="Inter"/>
           <w:b/>
           <w:bCs/>
           <w:highlight w:val="yellow"/>
@@ -1164,7 +1216,7 @@
       </w:r>
       <w:r>
         <w:rPr>
-          <w:rFonts w:ascii="Arial" w:cs="Arial" w:eastAsia="Arial" w:hAnsi="Arial"/>
+          <w:rFonts w:ascii="Inter" w:cs="Inter" w:eastAsia="Inter" w:hAnsi="Inter"/>
         </w:rPr>
         <w:t xml:space="preserve">.</w:t>
       </w:r>
@@ -1174,7 +1226,7 @@
         <w:tblW w:type="dxa" w:w="9638"/>
         <w:tblBorders>
           <w:top w:val="none" w:color="FFFFFF" w:sz="0"/>
-          <w:left w:val="single" w:color="1F3A5F" w:sz="12"/>
+          <w:left w:val="single" w:color="1B3A6B" w:sz="12"/>
           <w:bottom w:val="none" w:color="FFFFFF" w:sz="0"/>
           <w:right w:val="none" w:color="FFFFFF" w:sz="0"/>
           <w:insideH w:val="none" w:color="FFFFFF" w:sz="0"/>
@@ -1188,7 +1240,7 @@
         <w:tc>
           <w:tcPr>
             <w:tcW w:type="dxa" w:w="9638"/>
-            <w:shd w:fill="EAF0F6" w:color="auto" w:val="clear"/>
+            <w:shd w:fill="EEF1F6" w:color="auto" w:val="clear"/>
             <w:tcMar>
               <w:top w:type="dxa" w:w="100"/>
               <w:left w:type="dxa" w:w="160"/>
@@ -1202,10 +1254,10 @@
             </w:pPr>
             <w:r>
               <w:rPr>
-                <w:rFonts w:ascii="Arial" w:cs="Arial" w:eastAsia="Arial" w:hAnsi="Arial"/>
+                <w:rFonts w:ascii="Montserrat" w:cs="Montserrat" w:eastAsia="Montserrat" w:hAnsi="Montserrat"/>
                 <w:b/>
                 <w:bCs/>
-                <w:color w:val="1F3A5F"/>
+                <w:color w:val="1B3A6B"/>
               </w:rPr>
               <w:t xml:space="preserve">Conformité RGPD / IA Act</w:t>
             </w:r>
@@ -1216,7 +1268,7 @@
             </w:pPr>
             <w:r>
               <w:rPr>
-                <w:rFonts w:ascii="Arial" w:cs="Arial" w:eastAsia="Arial" w:hAnsi="Arial"/>
+                <w:rFonts w:ascii="Inter" w:cs="Inter" w:eastAsia="Inter" w:hAnsi="Inter"/>
                 <w:b/>
                 <w:bCs/>
               </w:rPr>
@@ -1224,13 +1276,13 @@
             </w:r>
             <w:r>
               <w:rPr>
-                <w:rFonts w:ascii="Arial" w:cs="Arial" w:eastAsia="Arial" w:hAnsi="Arial"/>
+                <w:rFonts w:ascii="Inter" w:cs="Inter" w:eastAsia="Inter" w:hAnsi="Inter"/>
               </w:rPr>
               <w:t xml:space="preserve"> — Les feuilles d’émargement et quiz de vérification sont conservés comme preuve d’information (</w:t>
             </w:r>
             <w:r>
               <w:rPr>
-                <w:rFonts w:ascii="Arial" w:cs="Arial" w:eastAsia="Arial" w:hAnsi="Arial"/>
+                <w:rFonts w:ascii="Inter" w:cs="Inter" w:eastAsia="Inter" w:hAnsi="Inter"/>
                 <w:b/>
                 <w:bCs/>
                 <w:highlight w:val="yellow"/>
@@ -1240,7 +1292,7 @@
             </w:r>
             <w:r>
               <w:rPr>
-                <w:rFonts w:ascii="Arial" w:cs="Arial" w:eastAsia="Arial" w:hAnsi="Arial"/>
+                <w:rFonts w:ascii="Inter" w:cs="Inter" w:eastAsia="Inter" w:hAnsi="Inter"/>
               </w:rPr>
               <w:t xml:space="preserve">). Aucune donnée de santé n’est collectée par le CFA à cette occasion ; le suivi médical relève du service de prévention et de santé au travail de l’employeur.</w:t>
             </w:r>
@@ -1265,41 +1317,39 @@
       </w:pPr>
       <w:r>
         <w:rPr>
-          <w:rFonts w:ascii="Arial" w:cs="Arial" w:eastAsia="Arial" w:hAnsi="Arial"/>
-        </w:rPr>
-        <w:t xml:space="preserve">Fait à </w:t>
-      </w:r>
-      <w:r>
-        <w:rPr>
-          <w:rFonts w:ascii="Arial" w:cs="Arial" w:eastAsia="Arial" w:hAnsi="Arial"/>
+          <w:rFonts w:ascii="Inter" w:cs="Inter" w:eastAsia="Inter" w:hAnsi="Inter"/>
+        </w:rPr>
+        <w:t xml:space="preserve">Fait à Saint-Denis, le </w:t>
+      </w:r>
+      <w:r>
+        <w:rPr>
+          <w:rFonts w:ascii="Inter" w:cs="Inter" w:eastAsia="Inter" w:hAnsi="Inter"/>
           <w:b/>
           <w:bCs/>
           <w:highlight w:val="yellow"/>
           <w:highlightCs w:val="yellow"/>
         </w:rPr>
-        <w:t xml:space="preserve">[commune]</w:t>
-      </w:r>
-      <w:r>
-        <w:rPr>
-          <w:rFonts w:ascii="Arial" w:cs="Arial" w:eastAsia="Arial" w:hAnsi="Arial"/>
-        </w:rPr>
-        <w:t xml:space="preserve">, le </w:t>
-      </w:r>
-      <w:r>
-        <w:rPr>
-          <w:rFonts w:ascii="Arial" w:cs="Arial" w:eastAsia="Arial" w:hAnsi="Arial"/>
+        <w:t xml:space="preserve">[date d’envoi]</w:t>
+      </w:r>
+      <w:r>
+        <w:rPr>
+          <w:rFonts w:ascii="Inter" w:cs="Inter" w:eastAsia="Inter" w:hAnsi="Inter"/>
+        </w:rPr>
+        <w:t xml:space="preserve">.</w:t>
+      </w:r>
+    </w:p>
+    <w:p>
+      <w:pPr>
+        <w:spacing w:after="120" w:line="288"/>
+        <w:jc w:val="left"/>
+      </w:pPr>
+      <w:r>
+        <w:rPr>
+          <w:rFonts w:ascii="Inter" w:cs="Inter" w:eastAsia="Inter" w:hAnsi="Inter"/>
           <w:b/>
           <w:bCs/>
-          <w:highlight w:val="yellow"/>
-          <w:highlightCs w:val="yellow"/>
-        </w:rPr>
-        <w:t xml:space="preserve">[date d’envoi]</w:t>
-      </w:r>
-      <w:r>
-        <w:rPr>
-          <w:rFonts w:ascii="Arial" w:cs="Arial" w:eastAsia="Arial" w:hAnsi="Arial"/>
-        </w:rPr>
-        <w:t xml:space="preserve">.</w:t>
+        </w:rPr>
+        <w:t xml:space="preserve">Aurélien LUMEKA, Directeur de YEBA FORMATIONS</w:t>
       </w:r>
     </w:p>
     <w:p>
@@ -1309,21 +1359,7 @@
       </w:pPr>
       <w:r>
         <w:rPr>
-          <w:rFonts w:ascii="Arial" w:cs="Arial" w:eastAsia="Arial" w:hAnsi="Arial"/>
-          <w:b/>
-          <w:bCs/>
-        </w:rPr>
-        <w:t xml:space="preserve">Aurélien LUMEKA, Directeur de YEBA FORMATIONS</w:t>
-      </w:r>
-    </w:p>
-    <w:p>
-      <w:pPr>
-        <w:spacing w:after="120" w:line="288"/>
-        <w:jc w:val="left"/>
-      </w:pPr>
-      <w:r>
-        <w:rPr>
-          <w:rFonts w:ascii="Arial" w:cs="Arial" w:eastAsia="Arial" w:hAnsi="Arial"/>
+          <w:rFonts w:ascii="Inter" w:cs="Inter" w:eastAsia="Inter" w:hAnsi="Inter"/>
         </w:rPr>
         <w:t xml:space="preserve">Signature et cachet :</w:t>
       </w:r>
@@ -1389,8 +1425,8 @@
     </w:pPr>
     <w:r>
       <w:rPr>
-        <w:rFonts w:ascii="Arial" w:cs="Arial" w:eastAsia="Arial" w:hAnsi="Arial"/>
-        <w:color w:val="595959"/>
+        <w:rFonts w:ascii="Inter" w:cs="Inter" w:eastAsia="Inter" w:hAnsi="Inter"/>
+        <w:color w:val="4D4D4D"/>
         <w:sz w:val="16"/>
         <w:szCs w:val="16"/>
       </w:rPr>
@@ -1398,8 +1434,8 @@
     </w:r>
     <w:r>
       <w:rPr>
-        <w:rFonts w:ascii="Arial" w:cs="Arial" w:eastAsia="Arial" w:hAnsi="Arial"/>
-        <w:color w:val="595959"/>
+        <w:rFonts w:ascii="Inter" w:cs="Inter" w:eastAsia="Inter" w:hAnsi="Inter"/>
+        <w:color w:val="4D4D4D"/>
         <w:sz w:val="16"/>
         <w:szCs w:val="16"/>
       </w:rPr>
@@ -1410,8 +1446,8 @@
     </w:r>
     <w:r>
       <w:rPr>
-        <w:rFonts w:ascii="Arial" w:cs="Arial" w:eastAsia="Arial" w:hAnsi="Arial"/>
-        <w:color w:val="595959"/>
+        <w:rFonts w:ascii="Inter" w:cs="Inter" w:eastAsia="Inter" w:hAnsi="Inter"/>
+        <w:color w:val="4D4D4D"/>
         <w:sz w:val="16"/>
         <w:szCs w:val="16"/>
       </w:rPr>
@@ -1419,8 +1455,8 @@
     </w:r>
     <w:r>
       <w:rPr>
-        <w:rFonts w:ascii="Arial" w:cs="Arial" w:eastAsia="Arial" w:hAnsi="Arial"/>
-        <w:color w:val="595959"/>
+        <w:rFonts w:ascii="Inter" w:cs="Inter" w:eastAsia="Inter" w:hAnsi="Inter"/>
+        <w:color w:val="4D4D4D"/>
         <w:sz w:val="16"/>
         <w:szCs w:val="16"/>
       </w:rPr>
@@ -1478,8 +1514,8 @@
     </w:pPr>
     <w:r>
       <w:rPr>
-        <w:rFonts w:ascii="Arial" w:cs="Arial" w:eastAsia="Arial" w:hAnsi="Arial"/>
-        <w:color w:val="595959"/>
+        <w:rFonts w:ascii="Inter" w:cs="Inter" w:eastAsia="Inter" w:hAnsi="Inter"/>
+        <w:color w:val="4D4D4D"/>
         <w:sz w:val="16"/>
         <w:szCs w:val="16"/>
       </w:rPr>
@@ -1616,7 +1652,8 @@
   <w:docDefaults>
     <w:rPrDefault>
       <w:rPr>
-        <w:rFonts w:ascii="Arial" w:cs="Arial" w:eastAsia="Arial" w:hAnsi="Arial"/>
+        <w:rFonts w:ascii="Inter" w:cs="Inter" w:eastAsia="Inter" w:hAnsi="Inter"/>
+        <w:color w:val="121212"/>
         <w:sz w:val="22"/>
         <w:szCs w:val="22"/>
       </w:rPr>
@@ -1800,13 +1837,16 @@
     <w:next w:val="Normal"/>
     <w:qFormat/>
     <w:pPr>
+      <w:pBdr>
+        <w:bottom w:val="single" w:color="C9AB4C" w:sz="8" w:space="4"/>
+      </w:pBdr>
       <w:outlineLvl w:val="0"/>
     </w:pPr>
     <w:rPr>
-      <w:rFonts w:ascii="Arial" w:cs="Arial" w:eastAsia="Arial" w:hAnsi="Arial"/>
+      <w:rFonts w:ascii="Montserrat" w:cs="Montserrat" w:eastAsia="Montserrat" w:hAnsi="Montserrat"/>
       <w:b/>
       <w:bCs/>
-      <w:color w:val="1F3A5F"/>
+      <w:color w:val="1B3A6B"/>
       <w:sz w:val="28"/>
       <w:szCs w:val="28"/>
     </w:rPr>
@@ -1820,10 +1860,10 @@
       <w:outlineLvl w:val="1"/>
     </w:pPr>
     <w:rPr>
-      <w:rFonts w:ascii="Arial" w:cs="Arial" w:eastAsia="Arial" w:hAnsi="Arial"/>
+      <w:rFonts w:ascii="Montserrat" w:cs="Montserrat" w:eastAsia="Montserrat" w:hAnsi="Montserrat"/>
       <w:b/>
       <w:bCs/>
-      <w:color w:val="C8691C"/>
+      <w:color w:val="1B3A6B"/>
       <w:sz w:val="24"/>
       <w:szCs w:val="24"/>
     </w:rPr>

--- a/dossier-deets-apprentissage/word/12_Notice_sante_securite_prevention_des_risques.docx
+++ b/dossier-deets-apprentissage/word/12_Notice_sante_securite_prevention_des_risques.docx
@@ -113,6 +113,7 @@
           <w:p>
             <w:pPr>
               <w:spacing w:after="40"/>
+              <w:jc w:val="left"/>
             </w:pPr>
             <w:r>
               <w:rPr>
@@ -139,6 +140,7 @@
           <w:p>
             <w:pPr>
               <w:spacing w:after="40"/>
+              <w:jc w:val="left"/>
             </w:pPr>
             <w:r>
               <w:rPr>
@@ -169,6 +171,7 @@
           <w:p>
             <w:pPr>
               <w:spacing w:after="40"/>
+              <w:jc w:val="left"/>
             </w:pPr>
             <w:r>
               <w:rPr>
@@ -191,6 +194,7 @@
           <w:p>
             <w:pPr>
               <w:spacing w:after="40"/>
+              <w:jc w:val="left"/>
             </w:pPr>
             <w:r>
               <w:rPr>
@@ -219,6 +223,7 @@
           <w:p>
             <w:pPr>
               <w:spacing w:after="40"/>
+              <w:jc w:val="left"/>
             </w:pPr>
             <w:r>
               <w:rPr>
@@ -242,6 +247,7 @@
           <w:p>
             <w:pPr>
               <w:spacing w:after="40"/>
+              <w:jc w:val="left"/>
             </w:pPr>
             <w:r>
               <w:rPr>
@@ -269,6 +275,7 @@
           <w:p>
             <w:pPr>
               <w:spacing w:after="40"/>
+              <w:jc w:val="left"/>
             </w:pPr>
             <w:r>
               <w:rPr>
@@ -291,6 +298,7 @@
           <w:p>
             <w:pPr>
               <w:spacing w:after="40"/>
+              <w:jc w:val="both"/>
             </w:pPr>
             <w:r>
               <w:rPr>
@@ -319,6 +327,7 @@
           <w:p>
             <w:pPr>
               <w:spacing w:after="40"/>
+              <w:jc w:val="left"/>
             </w:pPr>
             <w:r>
               <w:rPr>
@@ -342,6 +351,7 @@
           <w:p>
             <w:pPr>
               <w:spacing w:after="40"/>
+              <w:jc w:val="left"/>
             </w:pPr>
             <w:r>
               <w:rPr>
@@ -369,6 +379,7 @@
           <w:p>
             <w:pPr>
               <w:spacing w:after="40"/>
+              <w:jc w:val="left"/>
             </w:pPr>
             <w:r>
               <w:rPr>
@@ -391,6 +402,7 @@
           <w:p>
             <w:pPr>
               <w:spacing w:after="40"/>
+              <w:jc w:val="left"/>
             </w:pPr>
             <w:r>
               <w:rPr>
@@ -419,6 +431,7 @@
           <w:p>
             <w:pPr>
               <w:spacing w:after="40"/>
+              <w:jc w:val="left"/>
             </w:pPr>
             <w:r>
               <w:rPr>
@@ -442,6 +455,7 @@
           <w:p>
             <w:pPr>
               <w:spacing w:after="40"/>
+              <w:jc w:val="both"/>
             </w:pPr>
             <w:r>
               <w:rPr>
@@ -469,6 +483,7 @@
           <w:p>
             <w:pPr>
               <w:spacing w:after="40"/>
+              <w:jc w:val="left"/>
             </w:pPr>
             <w:r>
               <w:rPr>
@@ -491,6 +506,7 @@
           <w:p>
             <w:pPr>
               <w:spacing w:after="40"/>
+              <w:jc w:val="left"/>
             </w:pPr>
             <w:r>
               <w:rPr>
@@ -519,6 +535,7 @@
           <w:p>
             <w:pPr>
               <w:spacing w:after="40"/>
+              <w:jc w:val="left"/>
             </w:pPr>
             <w:r>
               <w:rPr>
@@ -542,6 +559,7 @@
           <w:p>
             <w:pPr>
               <w:spacing w:after="40"/>
+              <w:jc w:val="left"/>
             </w:pPr>
             <w:r>
               <w:rPr>
@@ -646,6 +664,7 @@
           <w:p>
             <w:pPr>
               <w:spacing w:after="40"/>
+              <w:jc w:val="left"/>
             </w:pPr>
             <w:r>
               <w:rPr>
@@ -672,6 +691,7 @@
           <w:p>
             <w:pPr>
               <w:spacing w:after="40"/>
+              <w:jc w:val="left"/>
             </w:pPr>
             <w:r>
               <w:rPr>
@@ -698,6 +718,7 @@
           <w:p>
             <w:pPr>
               <w:spacing w:after="40"/>
+              <w:jc w:val="left"/>
             </w:pPr>
             <w:r>
               <w:rPr>
@@ -728,6 +749,7 @@
           <w:p>
             <w:pPr>
               <w:spacing w:after="40"/>
+              <w:jc w:val="left"/>
             </w:pPr>
             <w:r>
               <w:rPr>
@@ -750,6 +772,7 @@
           <w:p>
             <w:pPr>
               <w:spacing w:after="40"/>
+              <w:jc w:val="both"/>
             </w:pPr>
             <w:r>
               <w:rPr>
@@ -761,6 +784,7 @@
           <w:p>
             <w:pPr>
               <w:spacing w:after="40"/>
+              <w:jc w:val="left"/>
             </w:pPr>
             <w:r>
               <w:rPr>
@@ -786,6 +810,7 @@
           <w:p>
             <w:pPr>
               <w:spacing w:after="40"/>
+              <w:jc w:val="left"/>
             </w:pPr>
             <w:r>
               <w:rPr>
@@ -797,6 +822,7 @@
           <w:p>
             <w:pPr>
               <w:spacing w:after="40"/>
+              <w:jc w:val="left"/>
             </w:pPr>
             <w:r>
               <w:rPr>
@@ -808,6 +834,7 @@
           <w:p>
             <w:pPr>
               <w:spacing w:after="40"/>
+              <w:jc w:val="left"/>
             </w:pPr>
             <w:r>
               <w:rPr>
@@ -830,6 +857,7 @@
           <w:p>
             <w:pPr>
               <w:spacing w:after="40"/>
+              <w:jc w:val="left"/>
             </w:pPr>
             <w:r>
               <w:rPr>
@@ -858,6 +886,7 @@
           <w:p>
             <w:pPr>
               <w:spacing w:after="40"/>
+              <w:jc w:val="left"/>
             </w:pPr>
             <w:r>
               <w:rPr>
@@ -881,6 +910,7 @@
           <w:p>
             <w:pPr>
               <w:spacing w:after="40"/>
+              <w:jc w:val="both"/>
             </w:pPr>
             <w:r>
               <w:rPr>
@@ -904,6 +934,7 @@
           <w:p>
             <w:pPr>
               <w:spacing w:after="40"/>
+              <w:jc w:val="left"/>
             </w:pPr>
             <w:r>
               <w:rPr>
@@ -931,6 +962,7 @@
           <w:p>
             <w:pPr>
               <w:spacing w:after="40"/>
+              <w:jc w:val="left"/>
             </w:pPr>
             <w:r>
               <w:rPr>
@@ -953,6 +985,7 @@
           <w:p>
             <w:pPr>
               <w:spacing w:after="40"/>
+              <w:jc w:val="both"/>
             </w:pPr>
             <w:r>
               <w:rPr>
@@ -975,6 +1008,7 @@
           <w:p>
             <w:pPr>
               <w:spacing w:after="40"/>
+              <w:jc w:val="left"/>
             </w:pPr>
             <w:r>
               <w:rPr>
@@ -1012,6 +1046,7 @@
           <w:numId w:val="2"/>
         </w:numPr>
         <w:spacing w:after="60" w:line="276"/>
+        <w:jc w:val="both"/>
       </w:pPr>
       <w:r>
         <w:rPr>
@@ -1028,6 +1063,7 @@
           <w:numId w:val="2"/>
         </w:numPr>
         <w:spacing w:after="60" w:line="276"/>
+        <w:jc w:val="both"/>
       </w:pPr>
       <w:r>
         <w:rPr>
@@ -1044,6 +1080,7 @@
           <w:numId w:val="2"/>
         </w:numPr>
         <w:spacing w:after="60" w:line="276"/>
+        <w:jc w:val="both"/>
       </w:pPr>
       <w:r>
         <w:rPr>
@@ -1060,6 +1097,7 @@
           <w:numId w:val="2"/>
         </w:numPr>
         <w:spacing w:after="60" w:line="276"/>
+        <w:jc w:val="both"/>
       </w:pPr>
       <w:r>
         <w:rPr>
@@ -1076,6 +1114,7 @@
           <w:numId w:val="2"/>
         </w:numPr>
         <w:spacing w:after="60" w:line="276"/>
+        <w:jc w:val="both"/>
       </w:pPr>
       <w:r>
         <w:rPr>
@@ -1133,6 +1172,7 @@
           <w:numId w:val="2"/>
         </w:numPr>
         <w:spacing w:after="60" w:line="276"/>
+        <w:jc w:val="both"/>
       </w:pPr>
       <w:r>
         <w:rPr>
@@ -1165,6 +1205,7 @@
           <w:numId w:val="2"/>
         </w:numPr>
         <w:spacing w:after="60" w:line="276"/>
+        <w:jc w:val="both"/>
       </w:pPr>
       <w:r>
         <w:rPr>
@@ -1197,6 +1238,7 @@
           <w:numId w:val="2"/>
         </w:numPr>
         <w:spacing w:after="60" w:line="276"/>
+        <w:jc w:val="both"/>
       </w:pPr>
       <w:r>
         <w:rPr>
@@ -1265,6 +1307,7 @@
           <w:p>
             <w:pPr>
               <w:spacing w:after="50"/>
+              <w:jc w:val="both"/>
             </w:pPr>
             <w:r>
               <w:rPr>

--- a/dossier-deets-apprentissage/word/12_Notice_sante_securite_prevention_des_risques.docx
+++ b/dossier-deets-apprentissage/word/12_Notice_sante_securite_prevention_des_risques.docx
@@ -4,29 +4,47 @@
   <w:body>
     <w:p>
       <w:pPr>
-        <w:spacing w:after="40"/>
-      </w:pPr>
-      <w:r>
-        <w:rPr>
-          <w:rFonts w:ascii="Montserrat" w:cs="Montserrat" w:eastAsia="Montserrat" w:hAnsi="Montserrat"/>
-          <w:b/>
-          <w:bCs/>
-          <w:color w:val="1B3A6B"/>
-          <w:sz w:val="40"/>
-          <w:szCs w:val="40"/>
-        </w:rPr>
-        <w:t xml:space="preserve">YEBA</w:t>
-      </w:r>
-      <w:r>
-        <w:rPr>
-          <w:rFonts w:ascii="Montserrat" w:cs="Montserrat" w:eastAsia="Montserrat" w:hAnsi="Montserrat"/>
-          <w:b/>
-          <w:bCs/>
-          <w:color w:val="C9AB4C"/>
-          <w:sz w:val="40"/>
-          <w:szCs w:val="40"/>
-        </w:rPr>
-        <w:t xml:space="preserve">  FORMATIONS</w:t>
+        <w:spacing w:after="80"/>
+      </w:pPr>
+      <w:r>
+        <w:drawing>
+          <wp:inline distT="0" distB="0" distL="0" distR="0">
+            <wp:extent cx="1143000" cy="971550"/>
+            <wp:effectExtent t="0" r="0" b="0" l="0"/>
+            <wp:docPr id="1" name="logo" descr="Logo YEBA FORMATIONS" title="Logo YEBA FORMATIONS"/>
+            <wp:cNvGraphicFramePr>
+              <a:graphicFrameLocks xmlns:a="http://schemas.openxmlformats.org/drawingml/2006/main" noChangeAspect="1"/>
+            </wp:cNvGraphicFramePr>
+            <a:graphic xmlns:a="http://schemas.openxmlformats.org/drawingml/2006/main">
+              <a:graphicData uri="http://schemas.openxmlformats.org/drawingml/2006/picture">
+                <pic:pic xmlns:pic="http://schemas.openxmlformats.org/drawingml/2006/picture">
+                  <pic:nvPicPr>
+                    <pic:cNvPr id="0" name="" descr=""/>
+                    <pic:cNvPicPr>
+                      <a:picLocks noChangeAspect="1" noChangeArrowheads="1"/>
+                    </pic:cNvPicPr>
+                  </pic:nvPicPr>
+                  <pic:blipFill>
+                    <a:blip r:embed="rId9" cstate="none"/>
+                    <a:srcRect/>
+                    <a:stretch>
+                      <a:fillRect/>
+                    </a:stretch>
+                  </pic:blipFill>
+                  <pic:spPr bwMode="auto">
+                    <a:xfrm>
+                      <a:off x="0" y="0"/>
+                      <a:ext cx="1143000" cy="971550"/>
+                    </a:xfrm>
+                    <a:prstGeom prst="rect">
+                      <a:avLst/>
+                    </a:prstGeom>
+                  </pic:spPr>
+                </pic:pic>
+              </a:graphicData>
+            </a:graphic>
+          </wp:inline>
+        </w:drawing>
       </w:r>
     </w:p>
     <w:p>
@@ -512,7 +530,7 @@
               <w:rPr>
                 <w:rFonts w:ascii="Inter" w:cs="Inter" w:eastAsia="Inter" w:hAnsi="Inter"/>
               </w:rPr>
-              <w:t xml:space="preserve">Aurélien LUMEKA, Directeur</w:t>
+              <w:t xml:space="preserve">Aurélien LUMEKA, Directeur — +262 693 32 24 45 — yebaformations@gmail.com</w:t>
             </w:r>
           </w:p>
         </w:tc>
@@ -565,7 +583,7 @@
               <w:rPr>
                 <w:rFonts w:ascii="Inter" w:cs="Inter" w:eastAsia="Inter" w:hAnsi="Inter"/>
               </w:rPr>
-              <w:t xml:space="preserve">Version 2 du 28/10/2026</w:t>
+              <w:t xml:space="preserve">Version 3 du 30/10/2026</w:t>
             </w:r>
           </w:p>
         </w:tc>

--- a/dossier-deets-apprentissage/word/12_Notice_sante_securite_prevention_des_risques.docx
+++ b/dossier-deets-apprentissage/word/12_Notice_sante_securite_prevention_des_risques.docx
@@ -455,7 +455,7 @@
               <w:rPr>
                 <w:rFonts w:ascii="Inter" w:cs="Inter" w:eastAsia="Inter" w:hAnsi="Inter"/>
               </w:rPr>
-              <w:t xml:space="preserve">Certification Qualiopi</w:t>
+              <w:t xml:space="preserve">Adresse administrative (courrier)</w:t>
             </w:r>
           </w:p>
         </w:tc>
@@ -473,13 +473,13 @@
           <w:p>
             <w:pPr>
               <w:spacing w:after="40"/>
-              <w:jc w:val="both"/>
-            </w:pPr>
-            <w:r>
-              <w:rPr>
-                <w:rFonts w:ascii="Inter" w:cs="Inter" w:eastAsia="Inter" w:hAnsi="Inter"/>
-              </w:rPr>
-              <w:t xml:space="preserve">n° 25FOR02027.1 (actions de formation). Extension à la catégorie « actions de formation par apprentissage » engagée : l’audit d’extension sera réalisé dès l’entrée en formation du premier apprenti (courriel de l’organisme certificateur du 14/10/2026).</w:t>
+              <w:jc w:val="left"/>
+            </w:pPr>
+            <w:r>
+              <w:rPr>
+                <w:rFonts w:ascii="Inter" w:cs="Inter" w:eastAsia="Inter" w:hAnsi="Inter"/>
+              </w:rPr>
+              <w:t xml:space="preserve">9 rue Françoise Châtelain, Bâtiment A, Entrée 1, Porte 0042, 97490 Saint-Denis</w:t>
             </w:r>
           </w:p>
         </w:tc>
@@ -507,7 +507,7 @@
               <w:rPr>
                 <w:rFonts w:ascii="Inter" w:cs="Inter" w:eastAsia="Inter" w:hAnsi="Inter"/>
               </w:rPr>
-              <w:t xml:space="preserve">Responsable</w:t>
+              <w:t xml:space="preserve">Certification Qualiopi</w:t>
             </w:r>
           </w:p>
         </w:tc>
@@ -524,13 +524,27 @@
           <w:p>
             <w:pPr>
               <w:spacing w:after="40"/>
-              <w:jc w:val="left"/>
-            </w:pPr>
-            <w:r>
-              <w:rPr>
-                <w:rFonts w:ascii="Inter" w:cs="Inter" w:eastAsia="Inter" w:hAnsi="Inter"/>
-              </w:rPr>
-              <w:t xml:space="preserve">Aurélien LUMEKA, Directeur — +262 693 32 24 45 — yebaformations@gmail.com</w:t>
+              <w:jc w:val="both"/>
+            </w:pPr>
+            <w:r>
+              <w:rPr>
+                <w:rFonts w:ascii="Inter" w:cs="Inter" w:eastAsia="Inter" w:hAnsi="Inter"/>
+              </w:rPr>
+              <w:t xml:space="preserve">n° 25FOR02027.1, délivrée par QUALITIA Certification, valable du 17/02/2026 au 16/02/2029. Catégories certifiées (art. L.6313-1 du Code du travail) : actions de formation, bilans de compétences, actions de validation des acquis de l’expérience et </w:t>
+            </w:r>
+            <w:r>
+              <w:rPr>
+                <w:rFonts w:ascii="Inter" w:cs="Inter" w:eastAsia="Inter" w:hAnsi="Inter"/>
+                <w:b/>
+                <w:bCs/>
+              </w:rPr>
+              <w:t xml:space="preserve">actions de formation par apprentissage</w:t>
+            </w:r>
+            <w:r>
+              <w:rPr>
+                <w:rFonts w:ascii="Inter" w:cs="Inter" w:eastAsia="Inter" w:hAnsi="Inter"/>
+              </w:rPr>
+              <w:t xml:space="preserve">.</w:t>
             </w:r>
           </w:p>
         </w:tc>
@@ -559,7 +573,7 @@
               <w:rPr>
                 <w:rFonts w:ascii="Inter" w:cs="Inter" w:eastAsia="Inter" w:hAnsi="Inter"/>
               </w:rPr>
-              <w:t xml:space="preserve">Version</w:t>
+              <w:t xml:space="preserve">Responsable</w:t>
             </w:r>
           </w:p>
         </w:tc>
@@ -583,7 +597,58 @@
               <w:rPr>
                 <w:rFonts w:ascii="Inter" w:cs="Inter" w:eastAsia="Inter" w:hAnsi="Inter"/>
               </w:rPr>
-              <w:t xml:space="preserve">Version 3 du 30/10/2026</w:t>
+              <w:t xml:space="preserve">Aurélien LUMEKA, Directeur — +262 693 32 24 45 — yebaformations@gmail.com</w:t>
+            </w:r>
+          </w:p>
+        </w:tc>
+      </w:tr>
+      <w:tr>
+        <w:trPr>
+          <w:cantSplit/>
+        </w:trPr>
+        <w:tc>
+          <w:tcPr>
+            <w:tcW w:type="dxa" w:w="2600"/>
+            <w:tcMar>
+              <w:top w:type="dxa" w:w="60"/>
+              <w:left w:type="dxa" w:w="90"/>
+              <w:bottom w:type="dxa" w:w="60"/>
+              <w:right w:type="dxa" w:w="90"/>
+            </w:tcMar>
+          </w:tcPr>
+          <w:p>
+            <w:pPr>
+              <w:spacing w:after="40"/>
+              <w:jc w:val="left"/>
+            </w:pPr>
+            <w:r>
+              <w:rPr>
+                <w:rFonts w:ascii="Inter" w:cs="Inter" w:eastAsia="Inter" w:hAnsi="Inter"/>
+              </w:rPr>
+              <w:t xml:space="preserve">Version</w:t>
+            </w:r>
+          </w:p>
+        </w:tc>
+        <w:tc>
+          <w:tcPr>
+            <w:tcW w:type="dxa" w:w="7038"/>
+            <w:tcMar>
+              <w:top w:type="dxa" w:w="60"/>
+              <w:left w:type="dxa" w:w="90"/>
+              <w:bottom w:type="dxa" w:w="60"/>
+              <w:right w:type="dxa" w:w="90"/>
+            </w:tcMar>
+          </w:tcPr>
+          <w:p>
+            <w:pPr>
+              <w:spacing w:after="40"/>
+              <w:jc w:val="left"/>
+            </w:pPr>
+            <w:r>
+              <w:rPr>
+                <w:rFonts w:ascii="Inter" w:cs="Inter" w:eastAsia="Inter" w:hAnsi="Inter"/>
+              </w:rPr>
+              <w:t xml:space="preserve">Version 4 du 30/10/2026</w:t>
             </w:r>
           </w:p>
         </w:tc>
@@ -773,7 +838,7 @@
               <w:rPr>
                 <w:rFonts w:ascii="Inter" w:cs="Inter" w:eastAsia="Inter" w:hAnsi="Inter"/>
               </w:rPr>
-              <w:t xml:space="preserve">Semaine d’intégration</w:t>
+              <w:t xml:space="preserve">Journées d’intégration (mardis 2 et 9 mars 2027)</w:t>
             </w:r>
           </w:p>
         </w:tc>
